--- a/Engines Layer - Heart of the system/09 – Quality Engine.docx
+++ b/Engines Layer - Heart of the system/09 – Quality Engine.docx
@@ -1230,6 +1230,54 @@
     </w:p>
     <w:p>
       <w:pPr>
+        <w:numPr>
+          <w:ilvl w:val="0"/>
+          <w:numId w:val="3"/>
+        </w:numPr>
+        <w:spacing w:before="100" w:beforeAutospacing="1" w:after="100" w:afterAutospacing="1" w:line="240" w:lineRule="auto"/>
+        <w:rPr>
+          <w:rFonts w:ascii="Times New Roman" w:eastAsia="Times New Roman" w:hAnsi="Times New Roman" w:cs="Times New Roman"/>
+          <w:sz w:val="24"/>
+          <w:szCs w:val="24"/>
+          <w:lang w:eastAsia="en-IN" w:bidi="gu-IN"/>
+        </w:rPr>
+      </w:pPr>
+      <w:r>
+        <w:rPr>
+          <w:rFonts w:ascii="Times New Roman" w:eastAsia="Times New Roman" w:hAnsi="Times New Roman" w:cs="Times New Roman"/>
+          <w:sz w:val="24"/>
+          <w:szCs w:val="24"/>
+          <w:lang w:eastAsia="en-IN" w:bidi="gu-IN"/>
+        </w:rPr>
+        <w:t>Learning Experience Specification (LES) request validation (where applicable)</w:t>
+      </w:r>
+    </w:p>
+    <w:p>
+      <w:pPr>
+        <w:numPr>
+          <w:ilvl w:val="0"/>
+          <w:numId w:val="3"/>
+        </w:numPr>
+        <w:spacing w:before="100" w:beforeAutospacing="1" w:after="100" w:afterAutospacing="1" w:line="240" w:lineRule="auto"/>
+        <w:rPr>
+          <w:rFonts w:ascii="Times New Roman" w:eastAsia="Times New Roman" w:hAnsi="Times New Roman" w:cs="Times New Roman"/>
+          <w:sz w:val="24"/>
+          <w:szCs w:val="24"/>
+          <w:lang w:eastAsia="en-IN" w:bidi="gu-IN"/>
+        </w:rPr>
+      </w:pPr>
+      <w:r>
+        <w:rPr>
+          <w:rFonts w:ascii="Times New Roman" w:eastAsia="Times New Roman" w:hAnsi="Times New Roman" w:cs="Times New Roman"/>
+          <w:sz w:val="24"/>
+          <w:szCs w:val="24"/>
+          <w:lang w:eastAsia="en-IN" w:bidi="gu-IN"/>
+        </w:rPr>
+        <w:t>CKMS Execution Context</w:t>
+      </w:r>
+    </w:p>
+    <w:p>
+      <w:pPr>
         <w:spacing w:before="100" w:beforeAutospacing="1" w:after="100" w:afterAutospacing="1" w:line="240" w:lineRule="auto"/>
         <w:rPr>
           <w:rFonts w:ascii="Times New Roman" w:eastAsia="Times New Roman" w:hAnsi="Times New Roman" w:cs="Times New Roman"/>
@@ -1448,6 +1496,7 @@
           <w:szCs w:val="24"/>
           <w:lang w:eastAsia="en-IN" w:bidi="gu-IN"/>
         </w:rPr>
+        <w:lastRenderedPageBreak/>
         <w:t>Every quality decision SHALL reference the exact specification, constitutional law, learning principle, or engine rule supporting the decision.</w:t>
       </w:r>
     </w:p>
@@ -1468,7 +1517,6 @@
           <w:szCs w:val="24"/>
           <w:lang w:eastAsia="en-IN" w:bidi="gu-IN"/>
         </w:rPr>
-        <w:lastRenderedPageBreak/>
         <w:pict w14:anchorId="19A382AA">
           <v:rect id="_x0000_i1032" style="width:0;height:1.5pt" o:hralign="center" o:hrstd="t" o:hr="t" fillcolor="#a0a0a0" stroked="f"/>
         </w:pict>
@@ -1945,6 +1993,7 @@
           <w:szCs w:val="36"/>
           <w:lang w:eastAsia="en-IN" w:bidi="gu-IN"/>
         </w:rPr>
+        <w:lastRenderedPageBreak/>
         <w:t>QD-03 Technical Accuracy</w:t>
       </w:r>
     </w:p>
@@ -1965,7 +2014,6 @@
           <w:szCs w:val="24"/>
           <w:lang w:eastAsia="en-IN" w:bidi="gu-IN"/>
         </w:rPr>
-        <w:lastRenderedPageBreak/>
         <w:t xml:space="preserve">Are all programming concepts </w:t>
       </w:r>
       <w:proofErr w:type="gramStart"/>
@@ -2290,23 +2338,177 @@
     </w:p>
     <w:p>
       <w:pPr>
+        <w:spacing w:before="100" w:beforeAutospacing="1" w:after="100" w:afterAutospacing="1" w:line="240" w:lineRule="auto"/>
+        <w:rPr>
+          <w:rFonts w:ascii="Times New Roman" w:eastAsia="Times New Roman" w:hAnsi="Times New Roman" w:cs="Times New Roman"/>
+          <w:sz w:val="24"/>
+          <w:szCs w:val="24"/>
+          <w:lang w:eastAsia="en-IN" w:bidi="gu-IN"/>
+        </w:rPr>
+      </w:pPr>
+      <w:r>
+        <w:rPr>
+          <w:rFonts w:ascii="Times New Roman" w:eastAsia="Times New Roman" w:hAnsi="Times New Roman" w:cs="Times New Roman"/>
+          <w:sz w:val="24"/>
+          <w:szCs w:val="24"/>
+          <w:lang w:eastAsia="en-IN" w:bidi="gu-IN"/>
+        </w:rPr>
+        <w:pict w14:anchorId="117EB809">
+          <v:rect id="_x0000_i1072" style="width:0;height:1.5pt" o:hralign="center" o:bullet="t" o:hrstd="t" o:hr="t" fillcolor="#a0a0a0" stroked="f"/>
+        </w:pict>
+      </w:r>
+    </w:p>
+    <w:p>
+      <w:pPr>
         <w:spacing w:after="0" w:line="240" w:lineRule="auto"/>
         <w:rPr>
           <w:rFonts w:ascii="Times New Roman" w:eastAsia="Times New Roman" w:hAnsi="Times New Roman" w:cs="Times New Roman"/>
-          <w:sz w:val="24"/>
-          <w:szCs w:val="24"/>
-          <w:lang w:eastAsia="en-IN" w:bidi="gu-IN"/>
-        </w:rPr>
-      </w:pPr>
-      <w:r>
-        <w:rPr>
-          <w:rFonts w:ascii="Times New Roman" w:eastAsia="Times New Roman" w:hAnsi="Times New Roman" w:cs="Times New Roman"/>
-          <w:sz w:val="24"/>
-          <w:szCs w:val="24"/>
-          <w:lang w:eastAsia="en-IN" w:bidi="gu-IN"/>
-        </w:rPr>
-        <w:pict w14:anchorId="6773E5D2">
-          <v:rect id="_x0000_i1043" style="width:0;height:1.5pt" o:hralign="center" o:hrstd="t" o:hr="t" fillcolor="#a0a0a0" stroked="f"/>
+          <w:b/>
+          <w:bCs/>
+          <w:sz w:val="24"/>
+          <w:szCs w:val="24"/>
+          <w:lang w:eastAsia="en-IN" w:bidi="gu-IN"/>
+        </w:rPr>
+      </w:pPr>
+      <w:r>
+        <w:rPr>
+          <w:rFonts w:ascii="Times New Roman" w:eastAsia="Times New Roman" w:hAnsi="Times New Roman" w:cs="Times New Roman"/>
+          <w:b/>
+          <w:bCs/>
+          <w:sz w:val="24"/>
+          <w:szCs w:val="24"/>
+          <w:lang w:eastAsia="en-IN" w:bidi="gu-IN"/>
+        </w:rPr>
+        <w:t>QD-08 Representation Fidelity</w:t>
+      </w:r>
+    </w:p>
+    <w:p>
+      <w:pPr>
+        <w:spacing w:after="0" w:line="240" w:lineRule="auto"/>
+        <w:rPr>
+          <w:rFonts w:ascii="Times New Roman" w:eastAsia="Times New Roman" w:hAnsi="Times New Roman" w:cs="Times New Roman"/>
+          <w:sz w:val="24"/>
+          <w:szCs w:val="24"/>
+          <w:lang w:eastAsia="en-IN" w:bidi="gu-IN"/>
+        </w:rPr>
+      </w:pPr>
+    </w:p>
+    <w:p>
+      <w:pPr>
+        <w:spacing w:after="0" w:line="240" w:lineRule="auto"/>
+        <w:rPr>
+          <w:rFonts w:ascii="Times New Roman" w:eastAsia="Times New Roman" w:hAnsi="Times New Roman" w:cs="Times New Roman"/>
+          <w:sz w:val="24"/>
+          <w:szCs w:val="24"/>
+          <w:lang w:eastAsia="en-IN" w:bidi="gu-IN"/>
+        </w:rPr>
+      </w:pPr>
+      <w:r>
+        <w:rPr>
+          <w:rFonts w:ascii="Times New Roman" w:eastAsia="Times New Roman" w:hAnsi="Times New Roman" w:cs="Times New Roman"/>
+          <w:sz w:val="24"/>
+          <w:szCs w:val="24"/>
+          <w:lang w:eastAsia="en-IN" w:bidi="gu-IN"/>
+        </w:rPr>
+        <w:t>Does the selected educational representation preserve the complete instructional intent of the approved Episode?</w:t>
+      </w:r>
+    </w:p>
+    <w:p>
+      <w:pPr>
+        <w:spacing w:after="0" w:line="240" w:lineRule="auto"/>
+        <w:rPr>
+          <w:rFonts w:ascii="Times New Roman" w:eastAsia="Times New Roman" w:hAnsi="Times New Roman" w:cs="Times New Roman"/>
+          <w:sz w:val="24"/>
+          <w:szCs w:val="24"/>
+          <w:lang w:eastAsia="en-IN" w:bidi="gu-IN"/>
+        </w:rPr>
+      </w:pPr>
+      <w:r>
+        <w:rPr>
+          <w:rFonts w:ascii="Times New Roman" w:eastAsia="Times New Roman" w:hAnsi="Times New Roman" w:cs="Times New Roman"/>
+          <w:sz w:val="24"/>
+          <w:szCs w:val="24"/>
+          <w:lang w:eastAsia="en-IN" w:bidi="gu-IN"/>
+        </w:rPr>
+        <w:pict w14:anchorId="4E0F4467">
+          <v:rect id="_x0000_i1069" style="width:0;height:1.5pt" o:hralign="center" o:bullet="t" o:hrstd="t" o:hr="t" fillcolor="#a0a0a0" stroked="f"/>
+        </w:pict>
+      </w:r>
+    </w:p>
+    <w:p>
+      <w:pPr>
+        <w:spacing w:after="0" w:line="240" w:lineRule="auto"/>
+        <w:rPr>
+          <w:rFonts w:ascii="Times New Roman" w:eastAsia="Times New Roman" w:hAnsi="Times New Roman" w:cs="Times New Roman"/>
+          <w:b/>
+          <w:bCs/>
+          <w:sz w:val="24"/>
+          <w:szCs w:val="24"/>
+          <w:lang w:eastAsia="en-IN" w:bidi="gu-IN"/>
+        </w:rPr>
+      </w:pPr>
+      <w:r>
+        <w:rPr>
+          <w:rFonts w:ascii="Times New Roman" w:eastAsia="Times New Roman" w:hAnsi="Times New Roman" w:cs="Times New Roman"/>
+          <w:b/>
+          <w:bCs/>
+          <w:sz w:val="24"/>
+          <w:szCs w:val="24"/>
+          <w:lang w:eastAsia="en-IN" w:bidi="gu-IN"/>
+        </w:rPr>
+        <w:t>QD-09 Execution Context Consistency</w:t>
+      </w:r>
+    </w:p>
+    <w:p>
+      <w:pPr>
+        <w:spacing w:after="0" w:line="240" w:lineRule="auto"/>
+        <w:rPr>
+          <w:rFonts w:ascii="Times New Roman" w:eastAsia="Times New Roman" w:hAnsi="Times New Roman" w:cs="Times New Roman"/>
+          <w:sz w:val="24"/>
+          <w:szCs w:val="24"/>
+          <w:lang w:eastAsia="en-IN" w:bidi="gu-IN"/>
+        </w:rPr>
+      </w:pPr>
+    </w:p>
+    <w:p>
+      <w:pPr>
+        <w:spacing w:after="0" w:line="240" w:lineRule="auto"/>
+        <w:rPr>
+          <w:rFonts w:ascii="Times New Roman" w:eastAsia="Times New Roman" w:hAnsi="Times New Roman" w:cs="Times New Roman"/>
+          <w:sz w:val="24"/>
+          <w:szCs w:val="24"/>
+          <w:lang w:eastAsia="en-IN" w:bidi="gu-IN"/>
+        </w:rPr>
+      </w:pPr>
+      <w:r>
+        <w:rPr>
+          <w:rFonts w:ascii="Times New Roman" w:eastAsia="Times New Roman" w:hAnsi="Times New Roman" w:cs="Times New Roman"/>
+          <w:sz w:val="24"/>
+          <w:szCs w:val="24"/>
+          <w:lang w:eastAsia="en-IN" w:bidi="gu-IN"/>
+        </w:rPr>
+        <w:t>Does the CKMS execution context accurately reflect the validated Learning Experience request without introducing contradictions?</w:t>
+      </w:r>
+    </w:p>
+    <w:p>
+      <w:pPr>
+        <w:spacing w:after="0" w:line="240" w:lineRule="auto"/>
+        <w:rPr>
+          <w:rFonts w:ascii="Times New Roman" w:eastAsia="Times New Roman" w:hAnsi="Times New Roman" w:cs="Times New Roman"/>
+          <w:sz w:val="24"/>
+          <w:szCs w:val="24"/>
+          <w:lang w:eastAsia="en-IN" w:bidi="gu-IN"/>
+        </w:rPr>
+      </w:pPr>
+      <w:r>
+        <w:rPr>
+          <w:rFonts w:ascii="Times New Roman" w:eastAsia="Times New Roman" w:hAnsi="Times New Roman" w:cs="Times New Roman"/>
+          <w:sz w:val="24"/>
+          <w:szCs w:val="24"/>
+          <w:lang w:eastAsia="en-IN" w:bidi="gu-IN"/>
+        </w:rPr>
+        <w:pict w14:anchorId="69D6D550">
+          <v:rect id="_x0000_i1070" style="width:0;height:1.5pt" o:hralign="center" o:bullet="t" o:hrstd="t" o:hr="t" fillcolor="#a0a0a0" stroked="f"/>
         </w:pict>
       </w:r>
     </w:p>
@@ -2407,6 +2609,7 @@
                 <w:szCs w:val="24"/>
                 <w:lang w:eastAsia="en-IN" w:bidi="gu-IN"/>
               </w:rPr>
+              <w:lastRenderedPageBreak/>
               <w:t>Level</w:t>
             </w:r>
           </w:p>
@@ -2959,7 +3162,6 @@
           <w:szCs w:val="24"/>
           <w:lang w:eastAsia="en-IN" w:bidi="gu-IN"/>
         </w:rPr>
-        <w:lastRenderedPageBreak/>
         <w:t>Request revision</w:t>
       </w:r>
     </w:p>
@@ -3094,7 +3296,13 @@
         <w:pStyle w:val="Heading1"/>
       </w:pPr>
       <w:r>
-        <w:t>09 – Quality Engine</w:t>
+        <w:t>0</w:t>
+      </w:r>
+      <w:r>
+        <w:t>8</w:t>
+      </w:r>
+      <w:r>
+        <w:t xml:space="preserve"> – Quality Engine</w:t>
       </w:r>
     </w:p>
     <w:p>
@@ -3108,7 +3316,7 @@
     <w:p>
       <w:r>
         <w:pict w14:anchorId="63261337">
-          <v:rect id="_x0000_i1067" style="width:0;height:1.5pt" o:hralign="center" o:hrstd="t" o:hr="t" fillcolor="#a0a0a0" stroked="f"/>
+          <v:rect id="_x0000_i1046" style="width:0;height:1.5pt" o:hralign="center" o:hrstd="t" o:hr="t" fillcolor="#a0a0a0" stroked="f"/>
         </w:pict>
       </w:r>
     </w:p>
@@ -3147,7 +3355,7 @@
     <w:p>
       <w:r>
         <w:pict w14:anchorId="46BC10F4">
-          <v:rect id="_x0000_i1068" style="width:0;height:1.5pt" o:hralign="center" o:hrstd="t" o:hr="t" fillcolor="#a0a0a0" stroked="f"/>
+          <v:rect id="_x0000_i1047" style="width:0;height:1.5pt" o:hralign="center" o:hrstd="t" o:hr="t" fillcolor="#a0a0a0" stroked="f"/>
         </w:pict>
       </w:r>
     </w:p>
@@ -3178,7 +3386,7 @@
     <w:p>
       <w:r>
         <w:pict w14:anchorId="37E330AA">
-          <v:rect id="_x0000_i1069" style="width:0;height:1.5pt" o:hralign="center" o:hrstd="t" o:hr="t" fillcolor="#a0a0a0" stroked="f"/>
+          <v:rect id="_x0000_i1048" style="width:0;height:1.5pt" o:hralign="center" o:hrstd="t" o:hr="t" fillcolor="#a0a0a0" stroked="f"/>
         </w:pict>
       </w:r>
     </w:p>
@@ -3209,7 +3417,7 @@
     <w:p>
       <w:r>
         <w:pict w14:anchorId="21CEC34D">
-          <v:rect id="_x0000_i1070" style="width:0;height:1.5pt" o:hralign="center" o:hrstd="t" o:hr="t" fillcolor="#a0a0a0" stroked="f"/>
+          <v:rect id="_x0000_i1049" style="width:0;height:1.5pt" o:hralign="center" o:hrstd="t" o:hr="t" fillcolor="#a0a0a0" stroked="f"/>
         </w:pict>
       </w:r>
     </w:p>
@@ -3301,7 +3509,7 @@
       <w:r>
         <w:lastRenderedPageBreak/>
         <w:pict w14:anchorId="142716C6">
-          <v:rect id="_x0000_i1071" style="width:0;height:1.5pt" o:hralign="center" o:hrstd="t" o:hr="t" fillcolor="#a0a0a0" stroked="f"/>
+          <v:rect id="_x0000_i1050" style="width:0;height:1.5pt" o:hralign="center" o:hrstd="t" o:hr="t" fillcolor="#a0a0a0" stroked="f"/>
         </w:pict>
       </w:r>
     </w:p>
@@ -3322,9 +3530,91 @@
       </w:r>
     </w:p>
     <w:p>
+      <w:pPr>
+        <w:pStyle w:val="NormalWeb"/>
+      </w:pPr>
+      <w:r>
+        <w:pict w14:anchorId="18EF396B">
+          <v:rect id="_x0000_i1074" style="width:0;height:1.5pt" o:hralign="center" o:hrstd="t" o:hr="t" fillcolor="#a0a0a0" stroked="f"/>
+        </w:pict>
+      </w:r>
+    </w:p>
+    <w:p>
+      <w:pPr>
+        <w:pStyle w:val="NormalWeb"/>
+        <w:rPr>
+          <w:b/>
+          <w:bCs/>
+        </w:rPr>
+      </w:pPr>
+      <w:r>
+        <w:rPr>
+          <w:b/>
+          <w:bCs/>
+        </w:rPr>
+        <w:t>Representation Validation</w:t>
+      </w:r>
+    </w:p>
+    <w:p>
+      <w:pPr>
+        <w:pStyle w:val="NormalWeb"/>
+      </w:pPr>
+      <w:r>
+        <w:t>The Quality Engine SHALL verify that the selected educational representation:</w:t>
+      </w:r>
+    </w:p>
+    <w:p>
+      <w:pPr>
+        <w:pStyle w:val="NormalWeb"/>
+      </w:pPr>
+      <w:r>
+        <w:t>• preserves every mandatory instructional stage,</w:t>
+      </w:r>
+    </w:p>
+    <w:p>
+      <w:pPr>
+        <w:pStyle w:val="NormalWeb"/>
+      </w:pPr>
+      <w:r>
+        <w:t>• preserves the validated mental model,</w:t>
+      </w:r>
+    </w:p>
+    <w:p>
+      <w:pPr>
+        <w:pStyle w:val="NormalWeb"/>
+      </w:pPr>
+      <w:r>
+        <w:t>• preserves misconception coverage,</w:t>
+      </w:r>
+    </w:p>
+    <w:p>
+      <w:pPr>
+        <w:pStyle w:val="NormalWeb"/>
+      </w:pPr>
+      <w:r>
+        <w:t>• preserves assessment intent,</w:t>
+      </w:r>
+    </w:p>
+    <w:p>
+      <w:pPr>
+        <w:pStyle w:val="NormalWeb"/>
+      </w:pPr>
+      <w:r>
+        <w:t>• preserves reflection and transfer activities.</w:t>
+      </w:r>
+    </w:p>
+    <w:p>
+      <w:pPr>
+        <w:pStyle w:val="NormalWeb"/>
+      </w:pPr>
+      <w:r>
+        <w:t>A representation SHALL NOT be approved if educational meaning is lost during adaptation.</w:t>
+      </w:r>
+    </w:p>
+    <w:p>
       <w:r>
         <w:pict w14:anchorId="3AA16D71">
-          <v:rect id="_x0000_i1072" style="width:0;height:1.5pt" o:hralign="center" o:hrstd="t" o:hr="t" fillcolor="#a0a0a0" stroked="f"/>
+          <v:rect id="_x0000_i1051" style="width:0;height:1.5pt" o:hralign="center" o:hrstd="t" o:hr="t" fillcolor="#a0a0a0" stroked="f"/>
         </w:pict>
       </w:r>
     </w:p>
@@ -3605,8 +3895,9 @@
     </w:p>
     <w:p>
       <w:r>
+        <w:lastRenderedPageBreak/>
         <w:pict w14:anchorId="5DF054C7">
-          <v:rect id="_x0000_i1073" style="width:0;height:1.5pt" o:hralign="center" o:hrstd="t" o:hr="t" fillcolor="#a0a0a0" stroked="f"/>
+          <v:rect id="_x0000_i1052" style="width:0;height:1.5pt" o:hralign="center" o:hrstd="t" o:hr="t" fillcolor="#a0a0a0" stroked="f"/>
         </w:pict>
       </w:r>
     </w:p>
@@ -3659,7 +3950,7 @@
     <w:p>
       <w:r>
         <w:pict w14:anchorId="67F13021">
-          <v:rect id="_x0000_i1074" style="width:0;height:1.5pt" o:hralign="center" o:hrstd="t" o:hr="t" fillcolor="#a0a0a0" stroked="f"/>
+          <v:rect id="_x0000_i1053" style="width:0;height:1.5pt" o:hralign="center" o:hrstd="t" o:hr="t" fillcolor="#a0a0a0" stroked="f"/>
         </w:pict>
       </w:r>
     </w:p>
@@ -3676,8 +3967,156 @@
         <w:pStyle w:val="NormalWeb"/>
       </w:pPr>
       <w:r>
+        <w:t>Conflict with established learning principles.</w:t>
+      </w:r>
+    </w:p>
+    <w:p>
+      <w:pPr>
+        <w:pStyle w:val="NormalWeb"/>
+      </w:pPr>
+      <w:r>
+        <w:rPr>
+          <w:rStyle w:val="Strong"/>
+        </w:rPr>
+        <w:t>Result:</w:t>
+      </w:r>
+      <w:r>
+        <w:t xml:space="preserve"> Revision required.</w:t>
+      </w:r>
+    </w:p>
+    <w:p>
+      <w:r>
+        <w:pict w14:anchorId="2AD05A06">
+          <v:rect id="_x0000_i1054" style="width:0;height:1.5pt" o:hralign="center" o:hrstd="t" o:hr="t" fillcolor="#a0a0a0" stroked="f"/>
+        </w:pict>
+      </w:r>
+    </w:p>
+    <w:p>
+      <w:pPr>
+        <w:pStyle w:val="Heading2"/>
+      </w:pPr>
+      <w:r>
+        <w:t>FC-03 — Technical Failure</w:t>
+      </w:r>
+    </w:p>
+    <w:p>
+      <w:pPr>
+        <w:pStyle w:val="NormalWeb"/>
+      </w:pPr>
+      <w:r>
+        <w:t>Incorrect programming concepts or technically inaccurate explanations.</w:t>
+      </w:r>
+    </w:p>
+    <w:p>
+      <w:pPr>
+        <w:pStyle w:val="NormalWeb"/>
+      </w:pPr>
+      <w:r>
+        <w:rPr>
+          <w:rStyle w:val="Strong"/>
+        </w:rPr>
+        <w:t>Result:</w:t>
+      </w:r>
+      <w:r>
+        <w:t xml:space="preserve"> Immediate rejection.</w:t>
+      </w:r>
+    </w:p>
+    <w:p>
+      <w:r>
+        <w:pict w14:anchorId="161A7192">
+          <v:rect id="_x0000_i1055" style="width:0;height:1.5pt" o:hralign="center" o:hrstd="t" o:hr="t" fillcolor="#a0a0a0" stroked="f"/>
+        </w:pict>
+      </w:r>
+    </w:p>
+    <w:p>
+      <w:pPr>
+        <w:pStyle w:val="Heading2"/>
+      </w:pPr>
+      <w:r>
+        <w:t>FC-04 — Conceptual Failure</w:t>
+      </w:r>
+    </w:p>
+    <w:p>
+      <w:pPr>
+        <w:pStyle w:val="NormalWeb"/>
+      </w:pPr>
+      <w:r>
+        <w:t>The validated mental model is distorted or replaced.</w:t>
+      </w:r>
+    </w:p>
+    <w:p>
+      <w:pPr>
+        <w:pStyle w:val="NormalWeb"/>
+      </w:pPr>
+      <w:r>
+        <w:rPr>
+          <w:rStyle w:val="Strong"/>
+        </w:rPr>
+        <w:t>Result:</w:t>
+      </w:r>
+      <w:r>
+        <w:t xml:space="preserve"> Revision required.</w:t>
+      </w:r>
+    </w:p>
+    <w:p>
+      <w:r>
+        <w:pict w14:anchorId="0F83BC44">
+          <v:rect id="_x0000_i1056" style="width:0;height:1.5pt" o:hralign="center" o:hrstd="t" o:hr="t" fillcolor="#a0a0a0" stroked="f"/>
+        </w:pict>
+      </w:r>
+    </w:p>
+    <w:p>
+      <w:pPr>
+        <w:pStyle w:val="Heading2"/>
+      </w:pPr>
+      <w:r>
+        <w:t>FC-05 — Production Failure</w:t>
+      </w:r>
+    </w:p>
+    <w:p>
+      <w:pPr>
+        <w:pStyle w:val="NormalWeb"/>
+      </w:pPr>
+      <w:r>
+        <w:t>Platform adaptation changes instructional intent or introduces inconsistencies.</w:t>
+      </w:r>
+    </w:p>
+    <w:p>
+      <w:pPr>
+        <w:pStyle w:val="NormalWeb"/>
+      </w:pPr>
+      <w:r>
+        <w:rPr>
+          <w:rStyle w:val="Strong"/>
+        </w:rPr>
+        <w:t>Result:</w:t>
+      </w:r>
+      <w:r>
+        <w:t xml:space="preserve"> Revision required.</w:t>
+      </w:r>
+    </w:p>
+    <w:p>
+      <w:r>
+        <w:pict w14:anchorId="4BDA4875">
+          <v:rect id="_x0000_i1057" style="width:0;height:1.5pt" o:hralign="center" o:hrstd="t" o:hr="t" fillcolor="#a0a0a0" stroked="f"/>
+        </w:pict>
+      </w:r>
+    </w:p>
+    <w:p>
+      <w:pPr>
+        <w:pStyle w:val="Heading2"/>
+      </w:pPr>
+      <w:r>
         <w:lastRenderedPageBreak/>
-        <w:t>Conflict with established learning principles.</w:t>
+        <w:t>FC-06 — Documentation Failure</w:t>
+      </w:r>
+    </w:p>
+    <w:p>
+      <w:pPr>
+        <w:pStyle w:val="NormalWeb"/>
+      </w:pPr>
+      <w:r>
+        <w:t>Missing traceability, incomplete metadata, or required validation evidence.</w:t>
       </w:r>
     </w:p>
     <w:p>
@@ -3691,161 +4130,13 @@
         <w:t>Result:</w:t>
       </w:r>
       <w:r>
-        <w:t xml:space="preserve"> Revision required.</w:t>
-      </w:r>
-    </w:p>
-    <w:p>
-      <w:r>
-        <w:pict w14:anchorId="2AD05A06">
-          <v:rect id="_x0000_i1075" style="width:0;height:1.5pt" o:hralign="center" o:hrstd="t" o:hr="t" fillcolor="#a0a0a0" stroked="f"/>
-        </w:pict>
-      </w:r>
-    </w:p>
-    <w:p>
-      <w:pPr>
-        <w:pStyle w:val="Heading2"/>
-      </w:pPr>
-      <w:r>
-        <w:t>FC-03 — Technical Failure</w:t>
-      </w:r>
-    </w:p>
-    <w:p>
-      <w:pPr>
-        <w:pStyle w:val="NormalWeb"/>
-      </w:pPr>
-      <w:r>
-        <w:t>Incorrect programming concepts or technically inaccurate explanations.</w:t>
-      </w:r>
-    </w:p>
-    <w:p>
-      <w:pPr>
-        <w:pStyle w:val="NormalWeb"/>
-      </w:pPr>
-      <w:r>
-        <w:rPr>
-          <w:rStyle w:val="Strong"/>
-        </w:rPr>
-        <w:t>Result:</w:t>
-      </w:r>
-      <w:r>
-        <w:t xml:space="preserve"> Immediate rejection.</w:t>
-      </w:r>
-    </w:p>
-    <w:p>
-      <w:r>
-        <w:pict w14:anchorId="161A7192">
-          <v:rect id="_x0000_i1076" style="width:0;height:1.5pt" o:hralign="center" o:hrstd="t" o:hr="t" fillcolor="#a0a0a0" stroked="f"/>
-        </w:pict>
-      </w:r>
-    </w:p>
-    <w:p>
-      <w:pPr>
-        <w:pStyle w:val="Heading2"/>
-      </w:pPr>
-      <w:r>
-        <w:t>FC-04 — Conceptual Failure</w:t>
-      </w:r>
-    </w:p>
-    <w:p>
-      <w:pPr>
-        <w:pStyle w:val="NormalWeb"/>
-      </w:pPr>
-      <w:r>
-        <w:t>The validated mental model is distorted or replaced.</w:t>
-      </w:r>
-    </w:p>
-    <w:p>
-      <w:pPr>
-        <w:pStyle w:val="NormalWeb"/>
-      </w:pPr>
-      <w:r>
-        <w:rPr>
-          <w:rStyle w:val="Strong"/>
-        </w:rPr>
-        <w:t>Result:</w:t>
-      </w:r>
-      <w:r>
-        <w:t xml:space="preserve"> Revision required.</w:t>
-      </w:r>
-    </w:p>
-    <w:p>
-      <w:r>
-        <w:pict w14:anchorId="0F83BC44">
-          <v:rect id="_x0000_i1077" style="width:0;height:1.5pt" o:hralign="center" o:hrstd="t" o:hr="t" fillcolor="#a0a0a0" stroked="f"/>
-        </w:pict>
-      </w:r>
-    </w:p>
-    <w:p>
-      <w:pPr>
-        <w:pStyle w:val="Heading2"/>
-      </w:pPr>
-      <w:r>
-        <w:t>FC-05 — Production Failure</w:t>
-      </w:r>
-    </w:p>
-    <w:p>
-      <w:pPr>
-        <w:pStyle w:val="NormalWeb"/>
-      </w:pPr>
-      <w:r>
-        <w:t>Platform adaptation changes instructional intent or introduces inconsistencies.</w:t>
-      </w:r>
-    </w:p>
-    <w:p>
-      <w:pPr>
-        <w:pStyle w:val="NormalWeb"/>
-      </w:pPr>
-      <w:r>
-        <w:rPr>
-          <w:rStyle w:val="Strong"/>
-        </w:rPr>
-        <w:t>Result:</w:t>
-      </w:r>
-      <w:r>
-        <w:t xml:space="preserve"> Revision required.</w:t>
-      </w:r>
-    </w:p>
-    <w:p>
-      <w:r>
-        <w:pict w14:anchorId="4BDA4875">
-          <v:rect id="_x0000_i1078" style="width:0;height:1.5pt" o:hralign="center" o:hrstd="t" o:hr="t" fillcolor="#a0a0a0" stroked="f"/>
-        </w:pict>
-      </w:r>
-    </w:p>
-    <w:p>
-      <w:pPr>
-        <w:pStyle w:val="Heading2"/>
-      </w:pPr>
-      <w:r>
-        <w:t>FC-06 — Documentation Failure</w:t>
-      </w:r>
-    </w:p>
-    <w:p>
-      <w:pPr>
-        <w:pStyle w:val="NormalWeb"/>
-      </w:pPr>
-      <w:r>
-        <w:t>Missing traceability, incomplete metadata, or required validation evidence.</w:t>
-      </w:r>
-    </w:p>
-    <w:p>
-      <w:pPr>
-        <w:pStyle w:val="NormalWeb"/>
-      </w:pPr>
-      <w:r>
-        <w:rPr>
-          <w:rStyle w:val="Strong"/>
-        </w:rPr>
-        <w:t>Result:</w:t>
-      </w:r>
-      <w:r>
         <w:t xml:space="preserve"> Conditional approval or revision, depending on severity.</w:t>
       </w:r>
     </w:p>
     <w:p>
       <w:r>
         <w:pict w14:anchorId="101A7C7C">
-          <v:rect id="_x0000_i1079" style="width:0;height:1.5pt" o:hralign="center" o:hrstd="t" o:hr="t" fillcolor="#a0a0a0" stroked="f"/>
+          <v:rect id="_x0000_i1058" style="width:0;height:1.5pt" o:hralign="center" o:hrstd="t" o:hr="t" fillcolor="#a0a0a0" stroked="f"/>
         </w:pict>
       </w:r>
     </w:p>
@@ -3869,6 +4160,14 @@
       <w:tblPr>
         <w:tblW w:w="0" w:type="auto"/>
         <w:tblCellSpacing w:w="15" w:type="dxa"/>
+        <w:tblBorders>
+          <w:top w:val="single" w:sz="4" w:space="0" w:color="auto"/>
+          <w:left w:val="single" w:sz="4" w:space="0" w:color="auto"/>
+          <w:bottom w:val="single" w:sz="4" w:space="0" w:color="auto"/>
+          <w:right w:val="single" w:sz="4" w:space="0" w:color="auto"/>
+          <w:insideH w:val="single" w:sz="4" w:space="0" w:color="auto"/>
+          <w:insideV w:val="single" w:sz="4" w:space="0" w:color="auto"/>
+        </w:tblBorders>
         <w:tblCellMar>
           <w:top w:w="15" w:type="dxa"/>
           <w:left w:w="15" w:type="dxa"/>
@@ -3878,8 +4177,8 @@
         <w:tblLook w:val="04A0" w:firstRow="1" w:lastRow="0" w:firstColumn="1" w:lastColumn="0" w:noHBand="0" w:noVBand="1"/>
       </w:tblPr>
       <w:tblGrid>
-        <w:gridCol w:w="2612"/>
-        <w:gridCol w:w="4045"/>
+        <w:gridCol w:w="2632"/>
+        <w:gridCol w:w="4065"/>
       </w:tblGrid>
       <w:tr>
         <w:trPr>
@@ -4003,7 +4302,6 @@
           </w:tcPr>
           <w:p>
             <w:r>
-              <w:lastRenderedPageBreak/>
               <w:t>Evaluation Date</w:t>
             </w:r>
           </w:p>
@@ -4224,6 +4522,60 @@
           </w:p>
         </w:tc>
       </w:tr>
+      <w:tr>
+        <w:trPr>
+          <w:tblCellSpacing w:w="15" w:type="dxa"/>
+        </w:trPr>
+        <w:tc>
+          <w:tcPr>
+            <w:tcW w:w="0" w:type="auto"/>
+            <w:vAlign w:val="center"/>
+          </w:tcPr>
+          <w:p>
+            <w:r>
+              <w:t>Representation Score</w:t>
+            </w:r>
+          </w:p>
+        </w:tc>
+        <w:tc>
+          <w:tcPr>
+            <w:tcW w:w="0" w:type="auto"/>
+            <w:vAlign w:val="center"/>
+          </w:tcPr>
+          <w:p>
+            <w:r>
+              <w:t>Representation fidelity assessment</w:t>
+            </w:r>
+          </w:p>
+        </w:tc>
+      </w:tr>
+      <w:tr>
+        <w:trPr>
+          <w:tblCellSpacing w:w="15" w:type="dxa"/>
+        </w:trPr>
+        <w:tc>
+          <w:tcPr>
+            <w:tcW w:w="0" w:type="auto"/>
+            <w:vAlign w:val="center"/>
+          </w:tcPr>
+          <w:p>
+            <w:r>
+              <w:t>Execution Context Status</w:t>
+            </w:r>
+          </w:p>
+        </w:tc>
+        <w:tc>
+          <w:tcPr>
+            <w:tcW w:w="0" w:type="auto"/>
+            <w:vAlign w:val="center"/>
+          </w:tcPr>
+          <w:p>
+            <w:r>
+              <w:t>CKMS consistency check</w:t>
+            </w:r>
+          </w:p>
+        </w:tc>
+      </w:tr>
     </w:tbl>
     <w:p>
       <w:pPr>
@@ -4236,7 +4588,7 @@
     <w:p>
       <w:r>
         <w:pict w14:anchorId="63265B90">
-          <v:rect id="_x0000_i1080" style="width:0;height:1.5pt" o:hralign="center" o:hrstd="t" o:hr="t" fillcolor="#a0a0a0" stroked="f"/>
+          <v:rect id="_x0000_i1059" style="width:0;height:1.5pt" o:hralign="center" o:hrstd="t" o:hr="t" fillcolor="#a0a0a0" stroked="f"/>
         </w:pict>
       </w:r>
     </w:p>
@@ -4273,6 +4625,7 @@
         </w:numPr>
       </w:pPr>
       <w:r>
+        <w:lastRenderedPageBreak/>
         <w:t>Target Engine</w:t>
       </w:r>
     </w:p>
@@ -4359,7 +4712,7 @@
     <w:p>
       <w:r>
         <w:pict w14:anchorId="51939E32">
-          <v:rect id="_x0000_i1081" style="width:0;height:1.5pt" o:hralign="center" o:hrstd="t" o:hr="t" fillcolor="#a0a0a0" stroked="f"/>
+          <v:rect id="_x0000_i1060" style="width:0;height:1.5pt" o:hralign="center" o:hrstd="t" o:hr="t" fillcolor="#a0a0a0" stroked="f"/>
         </w:pict>
       </w:r>
     </w:p>
@@ -4446,7 +4799,6 @@
         <w:rPr>
           <w:rStyle w:val="HTMLCode"/>
         </w:rPr>
-        <w:lastRenderedPageBreak/>
         <w:t>Evaluate Quality Dimensions</w:t>
       </w:r>
     </w:p>
@@ -4637,7 +4989,7 @@
     <w:p>
       <w:r>
         <w:pict w14:anchorId="2728B9CF">
-          <v:rect id="_x0000_i1082" style="width:0;height:1.5pt" o:hralign="center" o:hrstd="t" o:hr="t" fillcolor="#a0a0a0" stroked="f"/>
+          <v:rect id="_x0000_i1061" style="width:0;height:1.5pt" o:hralign="center" o:hrstd="t" o:hr="t" fillcolor="#a0a0a0" stroked="f"/>
         </w:pict>
       </w:r>
     </w:p>
@@ -4735,8 +5087,9 @@
     </w:p>
     <w:p>
       <w:r>
+        <w:lastRenderedPageBreak/>
         <w:pict w14:anchorId="606D0547">
-          <v:rect id="_x0000_i1083" style="width:0;height:1.5pt" o:hralign="center" o:hrstd="t" o:hr="t" fillcolor="#a0a0a0" stroked="f"/>
+          <v:rect id="_x0000_i1062" style="width:0;height:1.5pt" o:hralign="center" o:hrstd="t" o:hr="t" fillcolor="#a0a0a0" stroked="f"/>
         </w:pict>
       </w:r>
     </w:p>
@@ -4858,9 +5211,8 @@
     </w:p>
     <w:p>
       <w:r>
-        <w:lastRenderedPageBreak/>
         <w:pict w14:anchorId="51704EC8">
-          <v:rect id="_x0000_i1084" style="width:0;height:1.5pt" o:hralign="center" o:hrstd="t" o:hr="t" fillcolor="#a0a0a0" stroked="f"/>
+          <v:rect id="_x0000_i1063" style="width:0;height:1.5pt" o:hralign="center" o:hrstd="t" o:hr="t" fillcolor="#a0a0a0" stroked="f"/>
         </w:pict>
       </w:r>
     </w:p>
@@ -4891,7 +5243,7 @@
     <w:p>
       <w:r>
         <w:pict w14:anchorId="5C8B2E43">
-          <v:rect id="_x0000_i1085" style="width:0;height:1.5pt" o:hralign="center" o:hrstd="t" o:hr="t" fillcolor="#a0a0a0" stroked="f"/>
+          <v:rect id="_x0000_i1064" style="width:0;height:1.5pt" o:hralign="center" o:hrstd="t" o:hr="t" fillcolor="#a0a0a0" stroked="f"/>
         </w:pict>
       </w:r>
     </w:p>
@@ -4978,6 +5330,11 @@
 
 <file path=word/numbering.xml><?xml version="1.0" encoding="utf-8"?>
 <w:numbering xmlns:wpc="http://schemas.microsoft.com/office/word/2010/wordprocessingCanvas" xmlns:cx="http://schemas.microsoft.com/office/drawing/2014/chartex" xmlns:cx1="http://schemas.microsoft.com/office/drawing/2015/9/8/chartex" xmlns:cx2="http://schemas.microsoft.com/office/drawing/2015/10/21/chartex" xmlns:cx3="http://schemas.microsoft.com/office/drawing/2016/5/9/chartex" xmlns:cx4="http://schemas.microsoft.com/office/drawing/2016/5/10/chartex" xmlns:cx5="http://schemas.microsoft.com/office/drawing/2016/5/11/chartex" xmlns:cx6="http://schemas.microsoft.com/office/drawing/2016/5/12/chartex" xmlns:cx7="http://schemas.microsoft.com/office/drawing/2016/5/13/chartex" xmlns:cx8="http://schemas.microsoft.com/office/drawing/2016/5/14/chartex" xmlns:mc="http://schemas.openxmlformats.org/markup-compatibility/2006" xmlns:aink="http://schemas.microsoft.com/office/drawing/2016/ink" xmlns:am3d="http://schemas.microsoft.com/office/drawing/2017/model3d" xmlns:o="urn:schemas-microsoft-com:office:office" xmlns:r="http://schemas.openxmlformats.org/officeDocument/2006/relationships" xmlns:m="http://schemas.openxmlformats.org/officeDocument/2006/math" xmlns:v="urn:schemas-microsoft-com:vml" xmlns:wp14="http://schemas.microsoft.com/office/word/2010/wordprocessingDrawing" xmlns:wp="http://schemas.openxmlformats.org/drawingml/2006/wordprocessingDrawing" xmlns:w10="urn:schemas-microsoft-com:office:word" xmlns:w="http://schemas.openxmlformats.org/wordprocessingml/2006/main" xmlns:w14="http://schemas.microsoft.com/office/word/2010/wordml" xmlns:w15="http://schemas.microsoft.com/office/word/2012/wordml" xmlns:w16cex="http://schemas.microsoft.com/office/word/2018/wordml/cex" xmlns:w16cid="http://schemas.microsoft.com/office/word/2016/wordml/cid" xmlns:w16="http://schemas.microsoft.com/office/word/2018/wordml" xmlns:w16sdtdh="http://schemas.microsoft.com/office/word/2020/wordml/sdtdatahash" xmlns:w16se="http://schemas.microsoft.com/office/word/2015/wordml/symex" xmlns:wpg="http://schemas.microsoft.com/office/word/2010/wordprocessingGroup" xmlns:wpi="http://schemas.microsoft.com/office/word/2010/wordprocessingInk" xmlns:wne="http://schemas.microsoft.com/office/word/2006/wordml" xmlns:wps="http://schemas.microsoft.com/office/word/2010/wordprocessingShape" mc:Ignorable="w14 w15 w16se w16cid w16 w16cex w16sdtdh wp14">
+  <w:numPicBullet w:numPicBulletId="0">
+    <w:pict>
+      <v:rect id="_x0000_i1049" style="width:0;height:1.5pt" o:hralign="center" o:bullet="t" o:hrstd="t" o:hr="t" fillcolor="#a0a0a0" stroked="f"/>
+    </w:pict>
+  </w:numPicBullet>
   <w:abstractNum w:abstractNumId="0" w15:restartNumberingAfterBreak="0">
     <w:nsid w:val="03434629"/>
     <w:multiLevelType w:val="multilevel"/>
